--- a/my_cv.docx
+++ b/my_cv.docx
@@ -3,28 +3,1312 @@
 <w:document xmlns:wpc="http://schemas.microsoft.com/office/word/2010/wordprocessingCanvas" xmlns:cx="http://schemas.microsoft.com/office/drawing/2014/chartex" xmlns:cx1="http://schemas.microsoft.com/office/drawing/2015/9/8/chartex" xmlns:cx2="http://schemas.microsoft.com/office/drawing/2015/10/21/chartex" xmlns:cx3="http://schemas.microsoft.com/office/drawing/2016/5/9/chartex" xmlns:cx4="http://schemas.microsoft.com/office/drawing/2016/5/10/chartex" xmlns:cx5="http://schemas.microsoft.com/office/drawing/2016/5/11/chartex" xmlns:cx6="http://schemas.microsoft.com/office/drawing/2016/5/12/chartex" xmlns:cx7="http://schemas.microsoft.com/office/drawing/2016/5/13/chartex" xmlns:cx8="http://schemas.microsoft.com/office/drawing/2016/5/14/chartex" xmlns:mc="http://schemas.openxmlformats.org/markup-compatibility/2006" xmlns:aink="http://schemas.microsoft.com/office/drawing/2016/ink" xmlns:am3d="http://schemas.microsoft.com/office/drawing/2017/model3d" xmlns:o="urn:schemas-microsoft-com:office:office" xmlns:oel="http://schemas.microsoft.com/office/2019/extlst" xmlns:r="http://schemas.openxmlformats.org/officeDocument/2006/relationships" xmlns:m="http://schemas.openxmlformats.org/officeDocument/2006/math" xmlns:v="urn:schemas-microsoft-com:vml" xmlns:wp14="http://schemas.microsoft.com/office/word/2010/wordprocessingDrawing" xmlns:wp="http://schemas.openxmlformats.org/drawingml/2006/wordprocessingDrawing" xmlns:w10="urn:schemas-microsoft-com:office:word" xmlns:w="http://schemas.openxmlformats.org/wordprocessingml/2006/main" xmlns:w14="http://schemas.microsoft.com/office/word/2010/wordml" xmlns:w15="http://schemas.microsoft.com/office/word/2012/wordml" xmlns:w16cex="http://schemas.microsoft.com/office/word/2018/wordml/cex" xmlns:w16cid="http://schemas.microsoft.com/office/word/2016/wordml/cid" xmlns:w16="http://schemas.microsoft.com/office/word/2018/wordml" xmlns:w16du="http://schemas.microsoft.com/office/word/2023/wordml/word16du" xmlns:w16sdtdh="http://schemas.microsoft.com/office/word/2020/wordml/sdtdatahash" xmlns:w16sdtfl="http://schemas.microsoft.com/office/word/2024/wordml/sdtformatlock" xmlns:w16se="http://schemas.microsoft.com/office/word/2015/wordml/symex" xmlns:wpg="http://schemas.microsoft.com/office/word/2010/wordprocessingGroup" xmlns:wpi="http://schemas.microsoft.com/office/word/2010/wordprocessingInk" xmlns:wne="http://schemas.microsoft.com/office/word/2006/wordml" xmlns:wps="http://schemas.microsoft.com/office/word/2010/wordprocessingShape" mc:Ignorable="w14 w15 w16se w16cid w16 w16cex w16sdtdh w16sdtfl w16du wp14">
   <w:body>
     <w:p>
-      <w:r>
-        <w:t xml:space="preserve">my cv </w:t>
-      </w:r>
-    </w:p>
-    <w:p>
-      <w:proofErr w:type="spellStart"/>
-      <w:r>
-        <w:t>kaneez</w:t>
-      </w:r>
-      <w:proofErr w:type="spellEnd"/>
+      <w:pPr>
+        <w:pStyle w:val="Heading1"/>
+        <w:rPr>
+          <w:sz w:val="44"/>
+          <w:szCs w:val="44"/>
+        </w:rPr>
+      </w:pPr>
+      <w:r>
+        <w:rPr>
+          <w:sz w:val="44"/>
+          <w:szCs w:val="44"/>
+        </w:rPr>
+        <w:t>FATHMA SHEAQHA</w:t>
+      </w:r>
+    </w:p>
+    <w:p>
+      <w:r>
+        <w:t>Phone: +91 9916850843</w:t>
+      </w:r>
+    </w:p>
+    <w:p>
+      <w:r>
+        <w:t xml:space="preserve">Email: fathmafathma747@gmail.com </w:t>
+      </w:r>
+    </w:p>
+    <w:p>
+      <w:r>
+        <w:t>Portfolio: fathmasheaqhaportfolio.netlify.app</w:t>
+      </w:r>
+    </w:p>
+    <w:p>
+      <w:r>
+        <w:t>GitHub: github.com/fathmasheaqha-neez7</w:t>
+      </w:r>
+    </w:p>
+    <w:p>
+      <w:r>
+        <w:t xml:space="preserve">LinkedIn:  </w:t>
+      </w:r>
+      <w:r>
+        <w:t>https://www.linkedin.com/in/fathma-sheaqha-8b4298330/</w:t>
+      </w:r>
+    </w:p>
+    <w:p>
+      <w:r>
+        <w:t>Location: Shimogga, Karnataka</w:t>
+      </w:r>
+    </w:p>
+    <w:p/>
+    <w:p>
+      <w:pPr>
+        <w:pStyle w:val="Heading2"/>
+      </w:pPr>
+      <w:r>
+        <w:t>EDUCATION</w:t>
+      </w:r>
+    </w:p>
+    <w:p>
+      <w:r>
+        <w:rPr>
+          <w:b/>
+          <w:bCs/>
+        </w:rPr>
+        <w:t>SSLC:</w:t>
+      </w:r>
+      <w:r>
+        <w:t xml:space="preserve"> Suncity Vidyalaya (2020-2021) with 92%</w:t>
+      </w:r>
+    </w:p>
+    <w:p>
+      <w:r>
+        <w:rPr>
+          <w:b/>
+          <w:bCs/>
+        </w:rPr>
+        <w:t>PUC:</w:t>
+      </w:r>
+      <w:r>
+        <w:t xml:space="preserve"> Mahesh PU College (2022-2023) 88%</w:t>
+      </w:r>
+    </w:p>
+    <w:p>
+      <w:r>
+        <w:rPr>
+          <w:b/>
+          <w:bCs/>
+        </w:rPr>
+        <w:t>Bachelor of Engineering (B.E.)</w:t>
+      </w:r>
       <w:r>
         <w:t xml:space="preserve"> </w:t>
+      </w:r>
+      <w:r>
+        <w:t>in</w:t>
+      </w:r>
+      <w:r>
+        <w:t xml:space="preserve"> </w:t>
+      </w:r>
+      <w:r>
+        <w:rPr>
+          <w:b/>
+          <w:bCs/>
+        </w:rPr>
+        <w:t>Information Science</w:t>
+      </w:r>
+      <w:r>
+        <w:t xml:space="preserve"> </w:t>
+      </w:r>
+      <w:r>
+        <w:t>JNNCE, VTU</w:t>
+      </w:r>
+    </w:p>
+    <w:p>
+      <w:r>
+        <w:t xml:space="preserve">2024 – 2028 (Expected) </w:t>
+      </w:r>
+    </w:p>
+    <w:p>
+      <w:r>
+        <w:t xml:space="preserve">Current Year: 2nd Year </w:t>
+      </w:r>
+    </w:p>
+    <w:p>
+      <w:r>
+        <w:t>CGPA: 8.65</w:t>
+      </w:r>
+    </w:p>
+    <w:p/>
+    <w:p>
+      <w:pPr>
+        <w:pStyle w:val="Heading2"/>
+      </w:pPr>
+      <w:r>
+        <w:t>TECHNICAL SKILLS</w:t>
+      </w:r>
+    </w:p>
+    <w:p>
+      <w:r>
+        <w:rPr>
+          <w:b/>
+          <w:bCs/>
+        </w:rPr>
+        <w:t>Programming Languages:</w:t>
+      </w:r>
+      <w:r>
+        <w:t xml:space="preserve"> Python, C</w:t>
+      </w:r>
+    </w:p>
+    <w:p>
+      <w:r>
+        <w:rPr>
+          <w:b/>
+          <w:bCs/>
+        </w:rPr>
+        <w:t>Web Development:</w:t>
+      </w:r>
+      <w:r>
+        <w:t xml:space="preserve"> HTML5, CSS3, Responsive Web Design, Flask, React</w:t>
+      </w:r>
+    </w:p>
+    <w:p>
+      <w:r>
+        <w:rPr>
+          <w:b/>
+          <w:bCs/>
+        </w:rPr>
+        <w:t>Cybersecurity &amp; Security Concepts</w:t>
+      </w:r>
+      <w:r>
+        <w:t>: CTF Challenges, Threat Analysis, Web Security Basics, Security Thinking</w:t>
+      </w:r>
+    </w:p>
+    <w:p>
+      <w:r>
+        <w:rPr>
+          <w:b/>
+          <w:bCs/>
+        </w:rPr>
+        <w:t>Core Computer Science:</w:t>
+      </w:r>
+      <w:r>
+        <w:t xml:space="preserve"> Data Structures &amp; Algorithms (DSA), Operating Systems, Database Management System</w:t>
+      </w:r>
+    </w:p>
+    <w:p>
+      <w:r>
+        <w:rPr>
+          <w:b/>
+          <w:bCs/>
+        </w:rPr>
+        <w:t>Tools &amp; Platforms:</w:t>
+      </w:r>
+      <w:r>
+        <w:t xml:space="preserve"> Git, GitHub, VS Code, Netlify, Excel</w:t>
+      </w:r>
+    </w:p>
+    <w:p>
+      <w:r>
+        <w:rPr>
+          <w:b/>
+          <w:bCs/>
+        </w:rPr>
+        <w:lastRenderedPageBreak/>
+        <w:t>Emerging Technologies:</w:t>
+      </w:r>
+      <w:r>
+        <w:t xml:space="preserve"> AI / LLMs, NLP (Learning), Research &amp; Documentation</w:t>
+      </w:r>
+    </w:p>
+    <w:p/>
+    <w:p>
+      <w:pPr>
+        <w:pStyle w:val="Heading2"/>
+      </w:pPr>
+      <w:r>
+        <w:t>PROJECTS</w:t>
+      </w:r>
+    </w:p>
+    <w:p>
+      <w:r>
+        <w:rPr>
+          <w:b/>
+          <w:bCs/>
+        </w:rPr>
+        <w:t>ThreatMatrix</w:t>
+      </w:r>
+      <w:r>
+        <w:t xml:space="preserve"> – AI-Based Threat Detection &amp; SOC Simulation System</w:t>
+      </w:r>
+    </w:p>
+    <w:p>
+      <w:r>
+        <w:t>Built an explainable AI-inspired threat detection and simulation system using synthetic security logs and rule-based analysis.</w:t>
+      </w:r>
+    </w:p>
+    <w:p>
+      <w:r>
+        <w:t>Simulated cybersecurity threats such as brute-force attacks, impossible travel logins, suspicious admin behavio</w:t>
+      </w:r>
+      <w:r>
+        <w:t>u</w:t>
+      </w:r>
+      <w:r>
+        <w:t>r, and data exfiltration.</w:t>
+      </w:r>
+    </w:p>
+    <w:p>
+      <w:r>
+        <w:t>Designed an interactive SOC style dashboard with anomaly scoring, action recommendations, and business impact escalation analysis.</w:t>
+      </w:r>
+    </w:p>
+    <w:p>
+      <w:r>
+        <w:t>Developed as part of a hackathon focused cybersecurity project.</w:t>
+      </w:r>
+    </w:p>
+    <w:p/>
+    <w:p>
+      <w:r>
+        <w:rPr>
+          <w:b/>
+          <w:bCs/>
+        </w:rPr>
+        <w:t>NeuroLearn</w:t>
+      </w:r>
+      <w:r>
+        <w:t xml:space="preserve"> – Adaptive AI Learning Platform</w:t>
+      </w:r>
+    </w:p>
+    <w:p>
+      <w:r>
+        <w:t>Designed an AI powered adaptive learning platform focused on improving accessibility for neurodivergent learners.</w:t>
+      </w:r>
+    </w:p>
+    <w:p>
+      <w:r>
+        <w:t>Utilized NLP and Large Language Model (LLM) concepts to simplify and restructure educational content into focus-friendly formats.</w:t>
+      </w:r>
+    </w:p>
+    <w:p>
+      <w:r>
+        <w:t>Focused on accessibility challenges related to ADHD and dyslexia through structured and personalized learning experiences.</w:t>
+      </w:r>
+    </w:p>
+    <w:p/>
+    <w:p>
+      <w:pPr>
+        <w:rPr>
+          <w:b/>
+          <w:bCs/>
+        </w:rPr>
+      </w:pPr>
+      <w:r>
+        <w:rPr>
+          <w:b/>
+          <w:bCs/>
+        </w:rPr>
+        <w:t>Website Blocker using Python</w:t>
+      </w:r>
+    </w:p>
+    <w:p>
+      <w:r>
+        <w:t>Developed a system-level website blocker by modifying the system hosts file.</w:t>
+      </w:r>
+    </w:p>
+    <w:p>
+      <w:r>
+        <w:t>Restricted access to selected websites during specific hours.</w:t>
+      </w:r>
+    </w:p>
+    <w:p>
+      <w:r>
+        <w:t>Applied file handling concepts and improved understanding of system permissions.</w:t>
+      </w:r>
+    </w:p>
+    <w:p>
+      <w:pPr>
+        <w:pStyle w:val="Heading2"/>
+      </w:pPr>
+    </w:p>
+    <w:p>
+      <w:pPr>
+        <w:pStyle w:val="Heading2"/>
+      </w:pPr>
+      <w:r>
+        <w:t>CERTIFICATIONS / COURSES</w:t>
+      </w:r>
+    </w:p>
+    <w:p>
+      <w:r>
+        <w:t>Introduction to Cybersecurity – Infosys Springboard</w:t>
+      </w:r>
+    </w:p>
+    <w:p>
+      <w:r>
+        <w:t>Fundamentals of Cryptography – Infosys Springboard</w:t>
+      </w:r>
+    </w:p>
+    <w:p>
+      <w:r>
+        <w:t>Actively Learning Web Development, AI Tools, and Cybersecurity Concepts through hands</w:t>
+      </w:r>
+      <w:r>
+        <w:t xml:space="preserve"> </w:t>
+      </w:r>
+      <w:r>
+        <w:t>on projects</w:t>
+      </w:r>
+    </w:p>
+    <w:p/>
+    <w:p>
+      <w:pPr>
+        <w:pStyle w:val="Heading2"/>
+      </w:pPr>
+      <w:r>
+        <w:t>ACHIEVEMENTS &amp; ACTIVITIES</w:t>
+      </w:r>
+    </w:p>
+    <w:p>
+      <w:r>
+        <w:t>Participated in</w:t>
+      </w:r>
+      <w:r>
+        <w:t xml:space="preserve"> National level</w:t>
+      </w:r>
+      <w:r>
+        <w:t xml:space="preserve"> Hackathons and Capture The Flag (CTF) </w:t>
+      </w:r>
+      <w:r>
+        <w:t>C</w:t>
+      </w:r>
+      <w:r>
+        <w:t>ybersecurity challenges</w:t>
+      </w:r>
+    </w:p>
+    <w:p>
+      <w:r>
+        <w:t>IEEE Computer Society Member</w:t>
+      </w:r>
+    </w:p>
+    <w:p>
+      <w:r>
+        <w:t>Technical Club Member – Byte Brigade</w:t>
+      </w:r>
+      <w:r>
+        <w:t>, JNNCE</w:t>
+      </w:r>
+    </w:p>
+    <w:p>
+      <w:r>
+        <w:t>Actively doing an online Internship in Cybersecurity with FUTURE INTERNS</w:t>
+      </w:r>
+    </w:p>
+    <w:p>
+      <w:pPr>
+        <w:pStyle w:val="Heading2"/>
+      </w:pPr>
+    </w:p>
+    <w:p>
+      <w:pPr>
+        <w:pStyle w:val="Heading2"/>
+      </w:pPr>
+      <w:r>
+        <w:t>STRENGTHS</w:t>
+      </w:r>
+    </w:p>
+    <w:p>
+      <w:r>
+        <w:t>Strong problem-solving and analytical thinking</w:t>
+      </w:r>
+    </w:p>
+    <w:p>
+      <w:r>
+        <w:t>Quick learner with hands-on project mindset</w:t>
+      </w:r>
+    </w:p>
+    <w:p>
+      <w:r>
+        <w:t>Curious about cybersecurity, AI, and emerging technologies</w:t>
+      </w:r>
+    </w:p>
+    <w:p>
+      <w:r>
+        <w:t>Team collaboration and communication skills</w:t>
+      </w:r>
+    </w:p>
+    <w:p>
+      <w:r>
+        <w:t>Consistent self-learning and adaptability</w:t>
       </w:r>
     </w:p>
     <w:sectPr>
       <w:pgSz w:w="11906" w:h="16838"/>
       <w:pgMar w:top="1440" w:right="1440" w:bottom="1440" w:left="1440" w:header="708" w:footer="708" w:gutter="0"/>
+      <w:pgBorders w:offsetFrom="page">
+        <w:top w:val="thinThickSmallGap" w:sz="18" w:space="24" w:color="auto"/>
+        <w:left w:val="thinThickSmallGap" w:sz="18" w:space="24" w:color="auto"/>
+        <w:bottom w:val="thickThinSmallGap" w:sz="18" w:space="24" w:color="auto"/>
+        <w:right w:val="thickThinSmallGap" w:sz="18" w:space="24" w:color="auto"/>
+      </w:pgBorders>
       <w:cols w:space="708"/>
       <w:docGrid w:linePitch="360"/>
     </w:sectPr>
   </w:body>
 </w:document>
+</file>
+
+<file path=word/endnotes.xml><?xml version="1.0" encoding="utf-8"?>
+<w:endnotes xmlns:wpc="http://schemas.microsoft.com/office/word/2010/wordprocessingCanvas" xmlns:cx="http://schemas.microsoft.com/office/drawing/2014/chartex" xmlns:cx1="http://schemas.microsoft.com/office/drawing/2015/9/8/chartex" xmlns:cx2="http://schemas.microsoft.com/office/drawing/2015/10/21/chartex" xmlns:cx3="http://schemas.microsoft.com/office/drawing/2016/5/9/chartex" xmlns:cx4="http://schemas.microsoft.com/office/drawing/2016/5/10/chartex" xmlns:cx5="http://schemas.microsoft.com/office/drawing/2016/5/11/chartex" xmlns:cx6="http://schemas.microsoft.com/office/drawing/2016/5/12/chartex" xmlns:cx7="http://schemas.microsoft.com/office/drawing/2016/5/13/chartex" xmlns:cx8="http://schemas.microsoft.com/office/drawing/2016/5/14/chartex" xmlns:mc="http://schemas.openxmlformats.org/markup-compatibility/2006" xmlns:aink="http://schemas.microsoft.com/office/drawing/2016/ink" xmlns:am3d="http://schemas.microsoft.com/office/drawing/2017/model3d" xmlns:o="urn:schemas-microsoft-com:office:office" xmlns:oel="http://schemas.microsoft.com/office/2019/extlst" xmlns:r="http://schemas.openxmlformats.org/officeDocument/2006/relationships" xmlns:m="http://schemas.openxmlformats.org/officeDocument/2006/math" xmlns:v="urn:schemas-microsoft-com:vml" xmlns:wp14="http://schemas.microsoft.com/office/word/2010/wordprocessingDrawing" xmlns:wp="http://schemas.openxmlformats.org/drawingml/2006/wordprocessingDrawing" xmlns:w10="urn:schemas-microsoft-com:office:word" xmlns:w="http://schemas.openxmlformats.org/wordprocessingml/2006/main" xmlns:w14="http://schemas.microsoft.com/office/word/2010/wordml" xmlns:w15="http://schemas.microsoft.com/office/word/2012/wordml" xmlns:w16cex="http://schemas.microsoft.com/office/word/2018/wordml/cex" xmlns:w16cid="http://schemas.microsoft.com/office/word/2016/wordml/cid" xmlns:w16="http://schemas.microsoft.com/office/word/2018/wordml" xmlns:w16du="http://schemas.microsoft.com/office/word/2023/wordml/word16du" xmlns:w16sdtdh="http://schemas.microsoft.com/office/word/2020/wordml/sdtdatahash" xmlns:w16sdtfl="http://schemas.microsoft.com/office/word/2024/wordml/sdtformatlock" xmlns:w16se="http://schemas.microsoft.com/office/word/2015/wordml/symex" xmlns:wpg="http://schemas.microsoft.com/office/word/2010/wordprocessingGroup" xmlns:wpi="http://schemas.microsoft.com/office/word/2010/wordprocessingInk" xmlns:wne="http://schemas.microsoft.com/office/word/2006/wordml" xmlns:wps="http://schemas.microsoft.com/office/word/2010/wordprocessingShape" mc:Ignorable="w14 w15 w16se w16cid w16 w16cex w16sdtdh w16sdtfl w16du wp14">
+  <w:endnote w:type="separator" w:id="-1">
+    <w:p>
+      <w:pPr>
+        <w:spacing w:after="0" w:line="240" w:lineRule="auto"/>
+      </w:pPr>
+      <w:r>
+        <w:separator/>
+      </w:r>
+    </w:p>
+  </w:endnote>
+  <w:endnote w:type="continuationSeparator" w:id="0">
+    <w:p>
+      <w:pPr>
+        <w:spacing w:after="0" w:line="240" w:lineRule="auto"/>
+      </w:pPr>
+      <w:r>
+        <w:continuationSeparator/>
+      </w:r>
+    </w:p>
+  </w:endnote>
+</w:endnotes>
+</file>
+
+<file path=word/footnotes.xml><?xml version="1.0" encoding="utf-8"?>
+<w:footnotes xmlns:wpc="http://schemas.microsoft.com/office/word/2010/wordprocessingCanvas" xmlns:cx="http://schemas.microsoft.com/office/drawing/2014/chartex" xmlns:cx1="http://schemas.microsoft.com/office/drawing/2015/9/8/chartex" xmlns:cx2="http://schemas.microsoft.com/office/drawing/2015/10/21/chartex" xmlns:cx3="http://schemas.microsoft.com/office/drawing/2016/5/9/chartex" xmlns:cx4="http://schemas.microsoft.com/office/drawing/2016/5/10/chartex" xmlns:cx5="http://schemas.microsoft.com/office/drawing/2016/5/11/chartex" xmlns:cx6="http://schemas.microsoft.com/office/drawing/2016/5/12/chartex" xmlns:cx7="http://schemas.microsoft.com/office/drawing/2016/5/13/chartex" xmlns:cx8="http://schemas.microsoft.com/office/drawing/2016/5/14/chartex" xmlns:mc="http://schemas.openxmlformats.org/markup-compatibility/2006" xmlns:aink="http://schemas.microsoft.com/office/drawing/2016/ink" xmlns:am3d="http://schemas.microsoft.com/office/drawing/2017/model3d" xmlns:o="urn:schemas-microsoft-com:office:office" xmlns:oel="http://schemas.microsoft.com/office/2019/extlst" xmlns:r="http://schemas.openxmlformats.org/officeDocument/2006/relationships" xmlns:m="http://schemas.openxmlformats.org/officeDocument/2006/math" xmlns:v="urn:schemas-microsoft-com:vml" xmlns:wp14="http://schemas.microsoft.com/office/word/2010/wordprocessingDrawing" xmlns:wp="http://schemas.openxmlformats.org/drawingml/2006/wordprocessingDrawing" xmlns:w10="urn:schemas-microsoft-com:office:word" xmlns:w="http://schemas.openxmlformats.org/wordprocessingml/2006/main" xmlns:w14="http://schemas.microsoft.com/office/word/2010/wordml" xmlns:w15="http://schemas.microsoft.com/office/word/2012/wordml" xmlns:w16cex="http://schemas.microsoft.com/office/word/2018/wordml/cex" xmlns:w16cid="http://schemas.microsoft.com/office/word/2016/wordml/cid" xmlns:w16="http://schemas.microsoft.com/office/word/2018/wordml" xmlns:w16du="http://schemas.microsoft.com/office/word/2023/wordml/word16du" xmlns:w16sdtdh="http://schemas.microsoft.com/office/word/2020/wordml/sdtdatahash" xmlns:w16sdtfl="http://schemas.microsoft.com/office/word/2024/wordml/sdtformatlock" xmlns:w16se="http://schemas.microsoft.com/office/word/2015/wordml/symex" xmlns:wpg="http://schemas.microsoft.com/office/word/2010/wordprocessingGroup" xmlns:wpi="http://schemas.microsoft.com/office/word/2010/wordprocessingInk" xmlns:wne="http://schemas.microsoft.com/office/word/2006/wordml" xmlns:wps="http://schemas.microsoft.com/office/word/2010/wordprocessingShape" mc:Ignorable="w14 w15 w16se w16cid w16 w16cex w16sdtdh w16sdtfl w16du wp14">
+  <w:footnote w:type="separator" w:id="-1">
+    <w:p>
+      <w:pPr>
+        <w:spacing w:after="0" w:line="240" w:lineRule="auto"/>
+      </w:pPr>
+      <w:r>
+        <w:separator/>
+      </w:r>
+    </w:p>
+  </w:footnote>
+  <w:footnote w:type="continuationSeparator" w:id="0">
+    <w:p>
+      <w:pPr>
+        <w:spacing w:after="0" w:line="240" w:lineRule="auto"/>
+      </w:pPr>
+      <w:r>
+        <w:continuationSeparator/>
+      </w:r>
+    </w:p>
+  </w:footnote>
+</w:footnotes>
+</file>
+
+<file path=word/numbering.xml><?xml version="1.0" encoding="utf-8"?>
+<w:numbering xmlns:wpc="http://schemas.microsoft.com/office/word/2010/wordprocessingCanvas" xmlns:cx="http://schemas.microsoft.com/office/drawing/2014/chartex" xmlns:cx1="http://schemas.microsoft.com/office/drawing/2015/9/8/chartex" xmlns:cx2="http://schemas.microsoft.com/office/drawing/2015/10/21/chartex" xmlns:cx3="http://schemas.microsoft.com/office/drawing/2016/5/9/chartex" xmlns:cx4="http://schemas.microsoft.com/office/drawing/2016/5/10/chartex" xmlns:cx5="http://schemas.microsoft.com/office/drawing/2016/5/11/chartex" xmlns:cx6="http://schemas.microsoft.com/office/drawing/2016/5/12/chartex" xmlns:cx7="http://schemas.microsoft.com/office/drawing/2016/5/13/chartex" xmlns:cx8="http://schemas.microsoft.com/office/drawing/2016/5/14/chartex" xmlns:mc="http://schemas.openxmlformats.org/markup-compatibility/2006" xmlns:aink="http://schemas.microsoft.com/office/drawing/2016/ink" xmlns:am3d="http://schemas.microsoft.com/office/drawing/2017/model3d" xmlns:o="urn:schemas-microsoft-com:office:office" xmlns:oel="http://schemas.microsoft.com/office/2019/extlst" xmlns:r="http://schemas.openxmlformats.org/officeDocument/2006/relationships" xmlns:m="http://schemas.openxmlformats.org/officeDocument/2006/math" xmlns:v="urn:schemas-microsoft-com:vml" xmlns:wp14="http://schemas.microsoft.com/office/word/2010/wordprocessingDrawing" xmlns:wp="http://schemas.openxmlformats.org/drawingml/2006/wordprocessingDrawing" xmlns:w10="urn:schemas-microsoft-com:office:word" xmlns:w="http://schemas.openxmlformats.org/wordprocessingml/2006/main" xmlns:w14="http://schemas.microsoft.com/office/word/2010/wordml" xmlns:w15="http://schemas.microsoft.com/office/word/2012/wordml" xmlns:w16cex="http://schemas.microsoft.com/office/word/2018/wordml/cex" xmlns:w16cid="http://schemas.microsoft.com/office/word/2016/wordml/cid" xmlns:w16="http://schemas.microsoft.com/office/word/2018/wordml" xmlns:w16du="http://schemas.microsoft.com/office/word/2023/wordml/word16du" xmlns:w16sdtdh="http://schemas.microsoft.com/office/word/2020/wordml/sdtdatahash" xmlns:w16sdtfl="http://schemas.microsoft.com/office/word/2024/wordml/sdtformatlock" xmlns:w16se="http://schemas.microsoft.com/office/word/2015/wordml/symex" xmlns:wpg="http://schemas.microsoft.com/office/word/2010/wordprocessingGroup" xmlns:wpi="http://schemas.microsoft.com/office/word/2010/wordprocessingInk" xmlns:wne="http://schemas.microsoft.com/office/word/2006/wordml" xmlns:wps="http://schemas.microsoft.com/office/word/2010/wordprocessingShape" mc:Ignorable="w14 w15 w16se w16cid w16 w16cex w16sdtdh w16sdtfl w16du wp14">
+  <w:abstractNum w:abstractNumId="0" w15:restartNumberingAfterBreak="0">
+    <w:nsid w:val="110B0E41"/>
+    <w:multiLevelType w:val="hybridMultilevel"/>
+    <w:tmpl w:val="2E7A742A"/>
+    <w:lvl w:ilvl="0" w:tplc="21AAF974">
+      <w:numFmt w:val="bullet"/>
+      <w:lvlText w:val=""/>
+      <w:lvlJc w:val="left"/>
+      <w:pPr>
+        <w:ind w:left="1080" w:hanging="720"/>
+      </w:pPr>
+      <w:rPr>
+        <w:rFonts w:ascii="Symbol" w:eastAsiaTheme="minorEastAsia" w:hAnsi="Symbol" w:cstheme="minorBidi" w:hint="default"/>
+      </w:rPr>
+    </w:lvl>
+    <w:lvl w:ilvl="1" w:tplc="40090003" w:tentative="1">
+      <w:start w:val="1"/>
+      <w:numFmt w:val="bullet"/>
+      <w:lvlText w:val="o"/>
+      <w:lvlJc w:val="left"/>
+      <w:pPr>
+        <w:ind w:left="1440" w:hanging="360"/>
+      </w:pPr>
+      <w:rPr>
+        <w:rFonts w:ascii="Courier New" w:hAnsi="Courier New" w:cs="Courier New" w:hint="default"/>
+      </w:rPr>
+    </w:lvl>
+    <w:lvl w:ilvl="2" w:tplc="40090005" w:tentative="1">
+      <w:start w:val="1"/>
+      <w:numFmt w:val="bullet"/>
+      <w:lvlText w:val=""/>
+      <w:lvlJc w:val="left"/>
+      <w:pPr>
+        <w:ind w:left="2160" w:hanging="360"/>
+      </w:pPr>
+      <w:rPr>
+        <w:rFonts w:ascii="Wingdings" w:hAnsi="Wingdings" w:hint="default"/>
+      </w:rPr>
+    </w:lvl>
+    <w:lvl w:ilvl="3" w:tplc="40090001" w:tentative="1">
+      <w:start w:val="1"/>
+      <w:numFmt w:val="bullet"/>
+      <w:lvlText w:val=""/>
+      <w:lvlJc w:val="left"/>
+      <w:pPr>
+        <w:ind w:left="2880" w:hanging="360"/>
+      </w:pPr>
+      <w:rPr>
+        <w:rFonts w:ascii="Symbol" w:hAnsi="Symbol" w:hint="default"/>
+      </w:rPr>
+    </w:lvl>
+    <w:lvl w:ilvl="4" w:tplc="40090003" w:tentative="1">
+      <w:start w:val="1"/>
+      <w:numFmt w:val="bullet"/>
+      <w:lvlText w:val="o"/>
+      <w:lvlJc w:val="left"/>
+      <w:pPr>
+        <w:ind w:left="3600" w:hanging="360"/>
+      </w:pPr>
+      <w:rPr>
+        <w:rFonts w:ascii="Courier New" w:hAnsi="Courier New" w:cs="Courier New" w:hint="default"/>
+      </w:rPr>
+    </w:lvl>
+    <w:lvl w:ilvl="5" w:tplc="40090005" w:tentative="1">
+      <w:start w:val="1"/>
+      <w:numFmt w:val="bullet"/>
+      <w:lvlText w:val=""/>
+      <w:lvlJc w:val="left"/>
+      <w:pPr>
+        <w:ind w:left="4320" w:hanging="360"/>
+      </w:pPr>
+      <w:rPr>
+        <w:rFonts w:ascii="Wingdings" w:hAnsi="Wingdings" w:hint="default"/>
+      </w:rPr>
+    </w:lvl>
+    <w:lvl w:ilvl="6" w:tplc="40090001" w:tentative="1">
+      <w:start w:val="1"/>
+      <w:numFmt w:val="bullet"/>
+      <w:lvlText w:val=""/>
+      <w:lvlJc w:val="left"/>
+      <w:pPr>
+        <w:ind w:left="5040" w:hanging="360"/>
+      </w:pPr>
+      <w:rPr>
+        <w:rFonts w:ascii="Symbol" w:hAnsi="Symbol" w:hint="default"/>
+      </w:rPr>
+    </w:lvl>
+    <w:lvl w:ilvl="7" w:tplc="40090003" w:tentative="1">
+      <w:start w:val="1"/>
+      <w:numFmt w:val="bullet"/>
+      <w:lvlText w:val="o"/>
+      <w:lvlJc w:val="left"/>
+      <w:pPr>
+        <w:ind w:left="5760" w:hanging="360"/>
+      </w:pPr>
+      <w:rPr>
+        <w:rFonts w:ascii="Courier New" w:hAnsi="Courier New" w:cs="Courier New" w:hint="default"/>
+      </w:rPr>
+    </w:lvl>
+    <w:lvl w:ilvl="8" w:tplc="40090005" w:tentative="1">
+      <w:start w:val="1"/>
+      <w:numFmt w:val="bullet"/>
+      <w:lvlText w:val=""/>
+      <w:lvlJc w:val="left"/>
+      <w:pPr>
+        <w:ind w:left="6480" w:hanging="360"/>
+      </w:pPr>
+      <w:rPr>
+        <w:rFonts w:ascii="Wingdings" w:hAnsi="Wingdings" w:hint="default"/>
+      </w:rPr>
+    </w:lvl>
+  </w:abstractNum>
+  <w:abstractNum w:abstractNumId="1" w15:restartNumberingAfterBreak="0">
+    <w:nsid w:val="12700910"/>
+    <w:multiLevelType w:val="hybridMultilevel"/>
+    <w:tmpl w:val="9BF0CBC0"/>
+    <w:lvl w:ilvl="0" w:tplc="96A6E1C6">
+      <w:numFmt w:val="bullet"/>
+      <w:lvlText w:val="•"/>
+      <w:lvlJc w:val="left"/>
+      <w:pPr>
+        <w:ind w:left="1080" w:hanging="720"/>
+      </w:pPr>
+      <w:rPr>
+        <w:rFonts w:ascii="Times New Roman" w:eastAsiaTheme="minorEastAsia" w:hAnsi="Times New Roman" w:cs="Times New Roman" w:hint="default"/>
+      </w:rPr>
+    </w:lvl>
+    <w:lvl w:ilvl="1" w:tplc="40090003" w:tentative="1">
+      <w:start w:val="1"/>
+      <w:numFmt w:val="bullet"/>
+      <w:lvlText w:val="o"/>
+      <w:lvlJc w:val="left"/>
+      <w:pPr>
+        <w:ind w:left="1440" w:hanging="360"/>
+      </w:pPr>
+      <w:rPr>
+        <w:rFonts w:ascii="Courier New" w:hAnsi="Courier New" w:cs="Courier New" w:hint="default"/>
+      </w:rPr>
+    </w:lvl>
+    <w:lvl w:ilvl="2" w:tplc="40090005" w:tentative="1">
+      <w:start w:val="1"/>
+      <w:numFmt w:val="bullet"/>
+      <w:lvlText w:val=""/>
+      <w:lvlJc w:val="left"/>
+      <w:pPr>
+        <w:ind w:left="2160" w:hanging="360"/>
+      </w:pPr>
+      <w:rPr>
+        <w:rFonts w:ascii="Wingdings" w:hAnsi="Wingdings" w:hint="default"/>
+      </w:rPr>
+    </w:lvl>
+    <w:lvl w:ilvl="3" w:tplc="40090001" w:tentative="1">
+      <w:start w:val="1"/>
+      <w:numFmt w:val="bullet"/>
+      <w:lvlText w:val=""/>
+      <w:lvlJc w:val="left"/>
+      <w:pPr>
+        <w:ind w:left="2880" w:hanging="360"/>
+      </w:pPr>
+      <w:rPr>
+        <w:rFonts w:ascii="Symbol" w:hAnsi="Symbol" w:hint="default"/>
+      </w:rPr>
+    </w:lvl>
+    <w:lvl w:ilvl="4" w:tplc="40090003" w:tentative="1">
+      <w:start w:val="1"/>
+      <w:numFmt w:val="bullet"/>
+      <w:lvlText w:val="o"/>
+      <w:lvlJc w:val="left"/>
+      <w:pPr>
+        <w:ind w:left="3600" w:hanging="360"/>
+      </w:pPr>
+      <w:rPr>
+        <w:rFonts w:ascii="Courier New" w:hAnsi="Courier New" w:cs="Courier New" w:hint="default"/>
+      </w:rPr>
+    </w:lvl>
+    <w:lvl w:ilvl="5" w:tplc="40090005" w:tentative="1">
+      <w:start w:val="1"/>
+      <w:numFmt w:val="bullet"/>
+      <w:lvlText w:val=""/>
+      <w:lvlJc w:val="left"/>
+      <w:pPr>
+        <w:ind w:left="4320" w:hanging="360"/>
+      </w:pPr>
+      <w:rPr>
+        <w:rFonts w:ascii="Wingdings" w:hAnsi="Wingdings" w:hint="default"/>
+      </w:rPr>
+    </w:lvl>
+    <w:lvl w:ilvl="6" w:tplc="40090001" w:tentative="1">
+      <w:start w:val="1"/>
+      <w:numFmt w:val="bullet"/>
+      <w:lvlText w:val=""/>
+      <w:lvlJc w:val="left"/>
+      <w:pPr>
+        <w:ind w:left="5040" w:hanging="360"/>
+      </w:pPr>
+      <w:rPr>
+        <w:rFonts w:ascii="Symbol" w:hAnsi="Symbol" w:hint="default"/>
+      </w:rPr>
+    </w:lvl>
+    <w:lvl w:ilvl="7" w:tplc="40090003" w:tentative="1">
+      <w:start w:val="1"/>
+      <w:numFmt w:val="bullet"/>
+      <w:lvlText w:val="o"/>
+      <w:lvlJc w:val="left"/>
+      <w:pPr>
+        <w:ind w:left="5760" w:hanging="360"/>
+      </w:pPr>
+      <w:rPr>
+        <w:rFonts w:ascii="Courier New" w:hAnsi="Courier New" w:cs="Courier New" w:hint="default"/>
+      </w:rPr>
+    </w:lvl>
+    <w:lvl w:ilvl="8" w:tplc="40090005" w:tentative="1">
+      <w:start w:val="1"/>
+      <w:numFmt w:val="bullet"/>
+      <w:lvlText w:val=""/>
+      <w:lvlJc w:val="left"/>
+      <w:pPr>
+        <w:ind w:left="6480" w:hanging="360"/>
+      </w:pPr>
+      <w:rPr>
+        <w:rFonts w:ascii="Wingdings" w:hAnsi="Wingdings" w:hint="default"/>
+      </w:rPr>
+    </w:lvl>
+  </w:abstractNum>
+  <w:abstractNum w:abstractNumId="2" w15:restartNumberingAfterBreak="0">
+    <w:nsid w:val="2C393AFE"/>
+    <w:multiLevelType w:val="hybridMultilevel"/>
+    <w:tmpl w:val="2D581928"/>
+    <w:lvl w:ilvl="0" w:tplc="66D0A75E">
+      <w:numFmt w:val="bullet"/>
+      <w:lvlText w:val="•"/>
+      <w:lvlJc w:val="left"/>
+      <w:pPr>
+        <w:ind w:left="720" w:hanging="360"/>
+      </w:pPr>
+      <w:rPr>
+        <w:rFonts w:ascii="Times New Roman" w:eastAsiaTheme="minorEastAsia" w:hAnsi="Times New Roman" w:cs="Times New Roman" w:hint="default"/>
+      </w:rPr>
+    </w:lvl>
+    <w:lvl w:ilvl="1" w:tplc="40090003" w:tentative="1">
+      <w:start w:val="1"/>
+      <w:numFmt w:val="bullet"/>
+      <w:lvlText w:val="o"/>
+      <w:lvlJc w:val="left"/>
+      <w:pPr>
+        <w:ind w:left="1440" w:hanging="360"/>
+      </w:pPr>
+      <w:rPr>
+        <w:rFonts w:ascii="Courier New" w:hAnsi="Courier New" w:cs="Courier New" w:hint="default"/>
+      </w:rPr>
+    </w:lvl>
+    <w:lvl w:ilvl="2" w:tplc="40090005" w:tentative="1">
+      <w:start w:val="1"/>
+      <w:numFmt w:val="bullet"/>
+      <w:lvlText w:val=""/>
+      <w:lvlJc w:val="left"/>
+      <w:pPr>
+        <w:ind w:left="2160" w:hanging="360"/>
+      </w:pPr>
+      <w:rPr>
+        <w:rFonts w:ascii="Wingdings" w:hAnsi="Wingdings" w:hint="default"/>
+      </w:rPr>
+    </w:lvl>
+    <w:lvl w:ilvl="3" w:tplc="40090001" w:tentative="1">
+      <w:start w:val="1"/>
+      <w:numFmt w:val="bullet"/>
+      <w:lvlText w:val=""/>
+      <w:lvlJc w:val="left"/>
+      <w:pPr>
+        <w:ind w:left="2880" w:hanging="360"/>
+      </w:pPr>
+      <w:rPr>
+        <w:rFonts w:ascii="Symbol" w:hAnsi="Symbol" w:hint="default"/>
+      </w:rPr>
+    </w:lvl>
+    <w:lvl w:ilvl="4" w:tplc="40090003" w:tentative="1">
+      <w:start w:val="1"/>
+      <w:numFmt w:val="bullet"/>
+      <w:lvlText w:val="o"/>
+      <w:lvlJc w:val="left"/>
+      <w:pPr>
+        <w:ind w:left="3600" w:hanging="360"/>
+      </w:pPr>
+      <w:rPr>
+        <w:rFonts w:ascii="Courier New" w:hAnsi="Courier New" w:cs="Courier New" w:hint="default"/>
+      </w:rPr>
+    </w:lvl>
+    <w:lvl w:ilvl="5" w:tplc="40090005" w:tentative="1">
+      <w:start w:val="1"/>
+      <w:numFmt w:val="bullet"/>
+      <w:lvlText w:val=""/>
+      <w:lvlJc w:val="left"/>
+      <w:pPr>
+        <w:ind w:left="4320" w:hanging="360"/>
+      </w:pPr>
+      <w:rPr>
+        <w:rFonts w:ascii="Wingdings" w:hAnsi="Wingdings" w:hint="default"/>
+      </w:rPr>
+    </w:lvl>
+    <w:lvl w:ilvl="6" w:tplc="40090001" w:tentative="1">
+      <w:start w:val="1"/>
+      <w:numFmt w:val="bullet"/>
+      <w:lvlText w:val=""/>
+      <w:lvlJc w:val="left"/>
+      <w:pPr>
+        <w:ind w:left="5040" w:hanging="360"/>
+      </w:pPr>
+      <w:rPr>
+        <w:rFonts w:ascii="Symbol" w:hAnsi="Symbol" w:hint="default"/>
+      </w:rPr>
+    </w:lvl>
+    <w:lvl w:ilvl="7" w:tplc="40090003" w:tentative="1">
+      <w:start w:val="1"/>
+      <w:numFmt w:val="bullet"/>
+      <w:lvlText w:val="o"/>
+      <w:lvlJc w:val="left"/>
+      <w:pPr>
+        <w:ind w:left="5760" w:hanging="360"/>
+      </w:pPr>
+      <w:rPr>
+        <w:rFonts w:ascii="Courier New" w:hAnsi="Courier New" w:cs="Courier New" w:hint="default"/>
+      </w:rPr>
+    </w:lvl>
+    <w:lvl w:ilvl="8" w:tplc="40090005" w:tentative="1">
+      <w:start w:val="1"/>
+      <w:numFmt w:val="bullet"/>
+      <w:lvlText w:val=""/>
+      <w:lvlJc w:val="left"/>
+      <w:pPr>
+        <w:ind w:left="6480" w:hanging="360"/>
+      </w:pPr>
+      <w:rPr>
+        <w:rFonts w:ascii="Wingdings" w:hAnsi="Wingdings" w:hint="default"/>
+      </w:rPr>
+    </w:lvl>
+  </w:abstractNum>
+  <w:abstractNum w:abstractNumId="3" w15:restartNumberingAfterBreak="0">
+    <w:nsid w:val="3E7147D5"/>
+    <w:multiLevelType w:val="hybridMultilevel"/>
+    <w:tmpl w:val="D084F296"/>
+    <w:lvl w:ilvl="0" w:tplc="40090001">
+      <w:start w:val="1"/>
+      <w:numFmt w:val="bullet"/>
+      <w:lvlText w:val=""/>
+      <w:lvlJc w:val="left"/>
+      <w:pPr>
+        <w:ind w:left="720" w:hanging="360"/>
+      </w:pPr>
+      <w:rPr>
+        <w:rFonts w:ascii="Symbol" w:hAnsi="Symbol" w:hint="default"/>
+      </w:rPr>
+    </w:lvl>
+    <w:lvl w:ilvl="1" w:tplc="40090003" w:tentative="1">
+      <w:start w:val="1"/>
+      <w:numFmt w:val="bullet"/>
+      <w:lvlText w:val="o"/>
+      <w:lvlJc w:val="left"/>
+      <w:pPr>
+        <w:ind w:left="1440" w:hanging="360"/>
+      </w:pPr>
+      <w:rPr>
+        <w:rFonts w:ascii="Courier New" w:hAnsi="Courier New" w:cs="Courier New" w:hint="default"/>
+      </w:rPr>
+    </w:lvl>
+    <w:lvl w:ilvl="2" w:tplc="40090005" w:tentative="1">
+      <w:start w:val="1"/>
+      <w:numFmt w:val="bullet"/>
+      <w:lvlText w:val=""/>
+      <w:lvlJc w:val="left"/>
+      <w:pPr>
+        <w:ind w:left="2160" w:hanging="360"/>
+      </w:pPr>
+      <w:rPr>
+        <w:rFonts w:ascii="Wingdings" w:hAnsi="Wingdings" w:hint="default"/>
+      </w:rPr>
+    </w:lvl>
+    <w:lvl w:ilvl="3" w:tplc="40090001" w:tentative="1">
+      <w:start w:val="1"/>
+      <w:numFmt w:val="bullet"/>
+      <w:lvlText w:val=""/>
+      <w:lvlJc w:val="left"/>
+      <w:pPr>
+        <w:ind w:left="2880" w:hanging="360"/>
+      </w:pPr>
+      <w:rPr>
+        <w:rFonts w:ascii="Symbol" w:hAnsi="Symbol" w:hint="default"/>
+      </w:rPr>
+    </w:lvl>
+    <w:lvl w:ilvl="4" w:tplc="40090003" w:tentative="1">
+      <w:start w:val="1"/>
+      <w:numFmt w:val="bullet"/>
+      <w:lvlText w:val="o"/>
+      <w:lvlJc w:val="left"/>
+      <w:pPr>
+        <w:ind w:left="3600" w:hanging="360"/>
+      </w:pPr>
+      <w:rPr>
+        <w:rFonts w:ascii="Courier New" w:hAnsi="Courier New" w:cs="Courier New" w:hint="default"/>
+      </w:rPr>
+    </w:lvl>
+    <w:lvl w:ilvl="5" w:tplc="40090005" w:tentative="1">
+      <w:start w:val="1"/>
+      <w:numFmt w:val="bullet"/>
+      <w:lvlText w:val=""/>
+      <w:lvlJc w:val="left"/>
+      <w:pPr>
+        <w:ind w:left="4320" w:hanging="360"/>
+      </w:pPr>
+      <w:rPr>
+        <w:rFonts w:ascii="Wingdings" w:hAnsi="Wingdings" w:hint="default"/>
+      </w:rPr>
+    </w:lvl>
+    <w:lvl w:ilvl="6" w:tplc="40090001" w:tentative="1">
+      <w:start w:val="1"/>
+      <w:numFmt w:val="bullet"/>
+      <w:lvlText w:val=""/>
+      <w:lvlJc w:val="left"/>
+      <w:pPr>
+        <w:ind w:left="5040" w:hanging="360"/>
+      </w:pPr>
+      <w:rPr>
+        <w:rFonts w:ascii="Symbol" w:hAnsi="Symbol" w:hint="default"/>
+      </w:rPr>
+    </w:lvl>
+    <w:lvl w:ilvl="7" w:tplc="40090003" w:tentative="1">
+      <w:start w:val="1"/>
+      <w:numFmt w:val="bullet"/>
+      <w:lvlText w:val="o"/>
+      <w:lvlJc w:val="left"/>
+      <w:pPr>
+        <w:ind w:left="5760" w:hanging="360"/>
+      </w:pPr>
+      <w:rPr>
+        <w:rFonts w:ascii="Courier New" w:hAnsi="Courier New" w:cs="Courier New" w:hint="default"/>
+      </w:rPr>
+    </w:lvl>
+    <w:lvl w:ilvl="8" w:tplc="40090005" w:tentative="1">
+      <w:start w:val="1"/>
+      <w:numFmt w:val="bullet"/>
+      <w:lvlText w:val=""/>
+      <w:lvlJc w:val="left"/>
+      <w:pPr>
+        <w:ind w:left="6480" w:hanging="360"/>
+      </w:pPr>
+      <w:rPr>
+        <w:rFonts w:ascii="Wingdings" w:hAnsi="Wingdings" w:hint="default"/>
+      </w:rPr>
+    </w:lvl>
+  </w:abstractNum>
+  <w:abstractNum w:abstractNumId="4" w15:restartNumberingAfterBreak="0">
+    <w:nsid w:val="4EFE1938"/>
+    <w:multiLevelType w:val="hybridMultilevel"/>
+    <w:tmpl w:val="6B8AEDEE"/>
+    <w:lvl w:ilvl="0" w:tplc="40090001">
+      <w:start w:val="1"/>
+      <w:numFmt w:val="bullet"/>
+      <w:lvlText w:val=""/>
+      <w:lvlJc w:val="left"/>
+      <w:pPr>
+        <w:ind w:left="720" w:hanging="360"/>
+      </w:pPr>
+      <w:rPr>
+        <w:rFonts w:ascii="Symbol" w:hAnsi="Symbol" w:hint="default"/>
+      </w:rPr>
+    </w:lvl>
+    <w:lvl w:ilvl="1" w:tplc="5CEC47D0">
+      <w:numFmt w:val="bullet"/>
+      <w:lvlText w:val="•"/>
+      <w:lvlJc w:val="left"/>
+      <w:pPr>
+        <w:ind w:left="1440" w:hanging="360"/>
+      </w:pPr>
+      <w:rPr>
+        <w:rFonts w:ascii="Times New Roman" w:eastAsiaTheme="minorEastAsia" w:hAnsi="Times New Roman" w:cs="Times New Roman" w:hint="default"/>
+      </w:rPr>
+    </w:lvl>
+    <w:lvl w:ilvl="2" w:tplc="40090005" w:tentative="1">
+      <w:start w:val="1"/>
+      <w:numFmt w:val="bullet"/>
+      <w:lvlText w:val=""/>
+      <w:lvlJc w:val="left"/>
+      <w:pPr>
+        <w:ind w:left="2160" w:hanging="360"/>
+      </w:pPr>
+      <w:rPr>
+        <w:rFonts w:ascii="Wingdings" w:hAnsi="Wingdings" w:hint="default"/>
+      </w:rPr>
+    </w:lvl>
+    <w:lvl w:ilvl="3" w:tplc="40090001" w:tentative="1">
+      <w:start w:val="1"/>
+      <w:numFmt w:val="bullet"/>
+      <w:lvlText w:val=""/>
+      <w:lvlJc w:val="left"/>
+      <w:pPr>
+        <w:ind w:left="2880" w:hanging="360"/>
+      </w:pPr>
+      <w:rPr>
+        <w:rFonts w:ascii="Symbol" w:hAnsi="Symbol" w:hint="default"/>
+      </w:rPr>
+    </w:lvl>
+    <w:lvl w:ilvl="4" w:tplc="40090003" w:tentative="1">
+      <w:start w:val="1"/>
+      <w:numFmt w:val="bullet"/>
+      <w:lvlText w:val="o"/>
+      <w:lvlJc w:val="left"/>
+      <w:pPr>
+        <w:ind w:left="3600" w:hanging="360"/>
+      </w:pPr>
+      <w:rPr>
+        <w:rFonts w:ascii="Courier New" w:hAnsi="Courier New" w:cs="Courier New" w:hint="default"/>
+      </w:rPr>
+    </w:lvl>
+    <w:lvl w:ilvl="5" w:tplc="40090005" w:tentative="1">
+      <w:start w:val="1"/>
+      <w:numFmt w:val="bullet"/>
+      <w:lvlText w:val=""/>
+      <w:lvlJc w:val="left"/>
+      <w:pPr>
+        <w:ind w:left="4320" w:hanging="360"/>
+      </w:pPr>
+      <w:rPr>
+        <w:rFonts w:ascii="Wingdings" w:hAnsi="Wingdings" w:hint="default"/>
+      </w:rPr>
+    </w:lvl>
+    <w:lvl w:ilvl="6" w:tplc="40090001" w:tentative="1">
+      <w:start w:val="1"/>
+      <w:numFmt w:val="bullet"/>
+      <w:lvlText w:val=""/>
+      <w:lvlJc w:val="left"/>
+      <w:pPr>
+        <w:ind w:left="5040" w:hanging="360"/>
+      </w:pPr>
+      <w:rPr>
+        <w:rFonts w:ascii="Symbol" w:hAnsi="Symbol" w:hint="default"/>
+      </w:rPr>
+    </w:lvl>
+    <w:lvl w:ilvl="7" w:tplc="40090003" w:tentative="1">
+      <w:start w:val="1"/>
+      <w:numFmt w:val="bullet"/>
+      <w:lvlText w:val="o"/>
+      <w:lvlJc w:val="left"/>
+      <w:pPr>
+        <w:ind w:left="5760" w:hanging="360"/>
+      </w:pPr>
+      <w:rPr>
+        <w:rFonts w:ascii="Courier New" w:hAnsi="Courier New" w:cs="Courier New" w:hint="default"/>
+      </w:rPr>
+    </w:lvl>
+    <w:lvl w:ilvl="8" w:tplc="40090005" w:tentative="1">
+      <w:start w:val="1"/>
+      <w:numFmt w:val="bullet"/>
+      <w:lvlText w:val=""/>
+      <w:lvlJc w:val="left"/>
+      <w:pPr>
+        <w:ind w:left="6480" w:hanging="360"/>
+      </w:pPr>
+      <w:rPr>
+        <w:rFonts w:ascii="Wingdings" w:hAnsi="Wingdings" w:hint="default"/>
+      </w:rPr>
+    </w:lvl>
+  </w:abstractNum>
+  <w:abstractNum w:abstractNumId="5" w15:restartNumberingAfterBreak="0">
+    <w:nsid w:val="60003BDC"/>
+    <w:multiLevelType w:val="hybridMultilevel"/>
+    <w:tmpl w:val="FB1AC7F8"/>
+    <w:lvl w:ilvl="0" w:tplc="96A6E1C6">
+      <w:numFmt w:val="bullet"/>
+      <w:lvlText w:val="•"/>
+      <w:lvlJc w:val="left"/>
+      <w:pPr>
+        <w:ind w:left="1080" w:hanging="720"/>
+      </w:pPr>
+      <w:rPr>
+        <w:rFonts w:ascii="Times New Roman" w:eastAsiaTheme="minorEastAsia" w:hAnsi="Times New Roman" w:cs="Times New Roman" w:hint="default"/>
+      </w:rPr>
+    </w:lvl>
+    <w:lvl w:ilvl="1" w:tplc="40090003" w:tentative="1">
+      <w:start w:val="1"/>
+      <w:numFmt w:val="bullet"/>
+      <w:lvlText w:val="o"/>
+      <w:lvlJc w:val="left"/>
+      <w:pPr>
+        <w:ind w:left="1440" w:hanging="360"/>
+      </w:pPr>
+      <w:rPr>
+        <w:rFonts w:ascii="Courier New" w:hAnsi="Courier New" w:cs="Courier New" w:hint="default"/>
+      </w:rPr>
+    </w:lvl>
+    <w:lvl w:ilvl="2" w:tplc="40090005" w:tentative="1">
+      <w:start w:val="1"/>
+      <w:numFmt w:val="bullet"/>
+      <w:lvlText w:val=""/>
+      <w:lvlJc w:val="left"/>
+      <w:pPr>
+        <w:ind w:left="2160" w:hanging="360"/>
+      </w:pPr>
+      <w:rPr>
+        <w:rFonts w:ascii="Wingdings" w:hAnsi="Wingdings" w:hint="default"/>
+      </w:rPr>
+    </w:lvl>
+    <w:lvl w:ilvl="3" w:tplc="40090001" w:tentative="1">
+      <w:start w:val="1"/>
+      <w:numFmt w:val="bullet"/>
+      <w:lvlText w:val=""/>
+      <w:lvlJc w:val="left"/>
+      <w:pPr>
+        <w:ind w:left="2880" w:hanging="360"/>
+      </w:pPr>
+      <w:rPr>
+        <w:rFonts w:ascii="Symbol" w:hAnsi="Symbol" w:hint="default"/>
+      </w:rPr>
+    </w:lvl>
+    <w:lvl w:ilvl="4" w:tplc="40090003" w:tentative="1">
+      <w:start w:val="1"/>
+      <w:numFmt w:val="bullet"/>
+      <w:lvlText w:val="o"/>
+      <w:lvlJc w:val="left"/>
+      <w:pPr>
+        <w:ind w:left="3600" w:hanging="360"/>
+      </w:pPr>
+      <w:rPr>
+        <w:rFonts w:ascii="Courier New" w:hAnsi="Courier New" w:cs="Courier New" w:hint="default"/>
+      </w:rPr>
+    </w:lvl>
+    <w:lvl w:ilvl="5" w:tplc="40090005" w:tentative="1">
+      <w:start w:val="1"/>
+      <w:numFmt w:val="bullet"/>
+      <w:lvlText w:val=""/>
+      <w:lvlJc w:val="left"/>
+      <w:pPr>
+        <w:ind w:left="4320" w:hanging="360"/>
+      </w:pPr>
+      <w:rPr>
+        <w:rFonts w:ascii="Wingdings" w:hAnsi="Wingdings" w:hint="default"/>
+      </w:rPr>
+    </w:lvl>
+    <w:lvl w:ilvl="6" w:tplc="40090001" w:tentative="1">
+      <w:start w:val="1"/>
+      <w:numFmt w:val="bullet"/>
+      <w:lvlText w:val=""/>
+      <w:lvlJc w:val="left"/>
+      <w:pPr>
+        <w:ind w:left="5040" w:hanging="360"/>
+      </w:pPr>
+      <w:rPr>
+        <w:rFonts w:ascii="Symbol" w:hAnsi="Symbol" w:hint="default"/>
+      </w:rPr>
+    </w:lvl>
+    <w:lvl w:ilvl="7" w:tplc="40090003" w:tentative="1">
+      <w:start w:val="1"/>
+      <w:numFmt w:val="bullet"/>
+      <w:lvlText w:val="o"/>
+      <w:lvlJc w:val="left"/>
+      <w:pPr>
+        <w:ind w:left="5760" w:hanging="360"/>
+      </w:pPr>
+      <w:rPr>
+        <w:rFonts w:ascii="Courier New" w:hAnsi="Courier New" w:cs="Courier New" w:hint="default"/>
+      </w:rPr>
+    </w:lvl>
+    <w:lvl w:ilvl="8" w:tplc="40090005" w:tentative="1">
+      <w:start w:val="1"/>
+      <w:numFmt w:val="bullet"/>
+      <w:lvlText w:val=""/>
+      <w:lvlJc w:val="left"/>
+      <w:pPr>
+        <w:ind w:left="6480" w:hanging="360"/>
+      </w:pPr>
+      <w:rPr>
+        <w:rFonts w:ascii="Wingdings" w:hAnsi="Wingdings" w:hint="default"/>
+      </w:rPr>
+    </w:lvl>
+  </w:abstractNum>
+  <w:abstractNum w:abstractNumId="6" w15:restartNumberingAfterBreak="0">
+    <w:nsid w:val="6CA250D2"/>
+    <w:multiLevelType w:val="hybridMultilevel"/>
+    <w:tmpl w:val="8BDE3B70"/>
+    <w:lvl w:ilvl="0" w:tplc="21AAF974">
+      <w:numFmt w:val="bullet"/>
+      <w:lvlText w:val=""/>
+      <w:lvlJc w:val="left"/>
+      <w:pPr>
+        <w:ind w:left="1080" w:hanging="720"/>
+      </w:pPr>
+      <w:rPr>
+        <w:rFonts w:ascii="Symbol" w:eastAsiaTheme="minorEastAsia" w:hAnsi="Symbol" w:cstheme="minorBidi" w:hint="default"/>
+      </w:rPr>
+    </w:lvl>
+    <w:lvl w:ilvl="1" w:tplc="40090003" w:tentative="1">
+      <w:start w:val="1"/>
+      <w:numFmt w:val="bullet"/>
+      <w:lvlText w:val="o"/>
+      <w:lvlJc w:val="left"/>
+      <w:pPr>
+        <w:ind w:left="1440" w:hanging="360"/>
+      </w:pPr>
+      <w:rPr>
+        <w:rFonts w:ascii="Courier New" w:hAnsi="Courier New" w:cs="Courier New" w:hint="default"/>
+      </w:rPr>
+    </w:lvl>
+    <w:lvl w:ilvl="2" w:tplc="40090005" w:tentative="1">
+      <w:start w:val="1"/>
+      <w:numFmt w:val="bullet"/>
+      <w:lvlText w:val=""/>
+      <w:lvlJc w:val="left"/>
+      <w:pPr>
+        <w:ind w:left="2160" w:hanging="360"/>
+      </w:pPr>
+      <w:rPr>
+        <w:rFonts w:ascii="Wingdings" w:hAnsi="Wingdings" w:hint="default"/>
+      </w:rPr>
+    </w:lvl>
+    <w:lvl w:ilvl="3" w:tplc="40090001" w:tentative="1">
+      <w:start w:val="1"/>
+      <w:numFmt w:val="bullet"/>
+      <w:lvlText w:val=""/>
+      <w:lvlJc w:val="left"/>
+      <w:pPr>
+        <w:ind w:left="2880" w:hanging="360"/>
+      </w:pPr>
+      <w:rPr>
+        <w:rFonts w:ascii="Symbol" w:hAnsi="Symbol" w:hint="default"/>
+      </w:rPr>
+    </w:lvl>
+    <w:lvl w:ilvl="4" w:tplc="40090003" w:tentative="1">
+      <w:start w:val="1"/>
+      <w:numFmt w:val="bullet"/>
+      <w:lvlText w:val="o"/>
+      <w:lvlJc w:val="left"/>
+      <w:pPr>
+        <w:ind w:left="3600" w:hanging="360"/>
+      </w:pPr>
+      <w:rPr>
+        <w:rFonts w:ascii="Courier New" w:hAnsi="Courier New" w:cs="Courier New" w:hint="default"/>
+      </w:rPr>
+    </w:lvl>
+    <w:lvl w:ilvl="5" w:tplc="40090005" w:tentative="1">
+      <w:start w:val="1"/>
+      <w:numFmt w:val="bullet"/>
+      <w:lvlText w:val=""/>
+      <w:lvlJc w:val="left"/>
+      <w:pPr>
+        <w:ind w:left="4320" w:hanging="360"/>
+      </w:pPr>
+      <w:rPr>
+        <w:rFonts w:ascii="Wingdings" w:hAnsi="Wingdings" w:hint="default"/>
+      </w:rPr>
+    </w:lvl>
+    <w:lvl w:ilvl="6" w:tplc="40090001" w:tentative="1">
+      <w:start w:val="1"/>
+      <w:numFmt w:val="bullet"/>
+      <w:lvlText w:val=""/>
+      <w:lvlJc w:val="left"/>
+      <w:pPr>
+        <w:ind w:left="5040" w:hanging="360"/>
+      </w:pPr>
+      <w:rPr>
+        <w:rFonts w:ascii="Symbol" w:hAnsi="Symbol" w:hint="default"/>
+      </w:rPr>
+    </w:lvl>
+    <w:lvl w:ilvl="7" w:tplc="40090003" w:tentative="1">
+      <w:start w:val="1"/>
+      <w:numFmt w:val="bullet"/>
+      <w:lvlText w:val="o"/>
+      <w:lvlJc w:val="left"/>
+      <w:pPr>
+        <w:ind w:left="5760" w:hanging="360"/>
+      </w:pPr>
+      <w:rPr>
+        <w:rFonts w:ascii="Courier New" w:hAnsi="Courier New" w:cs="Courier New" w:hint="default"/>
+      </w:rPr>
+    </w:lvl>
+    <w:lvl w:ilvl="8" w:tplc="40090005" w:tentative="1">
+      <w:start w:val="1"/>
+      <w:numFmt w:val="bullet"/>
+      <w:lvlText w:val=""/>
+      <w:lvlJc w:val="left"/>
+      <w:pPr>
+        <w:ind w:left="6480" w:hanging="360"/>
+      </w:pPr>
+      <w:rPr>
+        <w:rFonts w:ascii="Wingdings" w:hAnsi="Wingdings" w:hint="default"/>
+      </w:rPr>
+    </w:lvl>
+  </w:abstractNum>
+  <w:num w:numId="1" w16cid:durableId="1281837059">
+    <w:abstractNumId w:val="4"/>
+  </w:num>
+  <w:num w:numId="2" w16cid:durableId="548499224">
+    <w:abstractNumId w:val="3"/>
+  </w:num>
+  <w:num w:numId="3" w16cid:durableId="1938437555">
+    <w:abstractNumId w:val="5"/>
+  </w:num>
+  <w:num w:numId="4" w16cid:durableId="1838959988">
+    <w:abstractNumId w:val="1"/>
+  </w:num>
+  <w:num w:numId="5" w16cid:durableId="1533155035">
+    <w:abstractNumId w:val="6"/>
+  </w:num>
+  <w:num w:numId="6" w16cid:durableId="509101744">
+    <w:abstractNumId w:val="0"/>
+  </w:num>
+  <w:num w:numId="7" w16cid:durableId="2083333503">
+    <w:abstractNumId w:val="2"/>
+  </w:num>
+</w:numbering>
 </file>
 
 <file path=word/styles.xml><?xml version="1.0" encoding="utf-8"?>
@@ -427,6 +1711,14 @@
   <w:style w:type="paragraph" w:default="1" w:styleId="Normal">
     <w:name w:val="Normal"/>
     <w:qFormat/>
+    <w:rsid w:val="000D2895"/>
+    <w:pPr>
+      <w:spacing w:line="360" w:lineRule="auto"/>
+      <w:jc w:val="both"/>
+    </w:pPr>
+    <w:rPr>
+      <w:rFonts w:ascii="Times New Roman" w:hAnsi="Times New Roman"/>
+    </w:rPr>
   </w:style>
   <w:style w:type="paragraph" w:styleId="Heading1">
     <w:name w:val="heading 1"/>
@@ -435,7 +1727,7 @@
     <w:link w:val="Heading1Char"/>
     <w:uiPriority w:val="9"/>
     <w:qFormat/>
-    <w:rsid w:val="00972539"/>
+    <w:rsid w:val="000D2895"/>
     <w:pPr>
       <w:keepNext/>
       <w:keepLines/>
@@ -443,8 +1735,9 @@
       <w:outlineLvl w:val="0"/>
     </w:pPr>
     <w:rPr>
-      <w:rFonts w:asciiTheme="majorHAnsi" w:eastAsiaTheme="majorEastAsia" w:hAnsiTheme="majorHAnsi" w:cstheme="majorBidi"/>
-      <w:color w:val="0F4761" w:themeColor="accent1" w:themeShade="BF"/>
+      <w:rFonts w:eastAsiaTheme="majorEastAsia" w:cstheme="majorBidi"/>
+      <w:b/>
+      <w:color w:val="000000" w:themeColor="text1"/>
       <w:sz w:val="40"/>
       <w:szCs w:val="50"/>
     </w:rPr>
@@ -455,10 +1748,9 @@
     <w:next w:val="Normal"/>
     <w:link w:val="Heading2Char"/>
     <w:uiPriority w:val="9"/>
-    <w:semiHidden/>
     <w:unhideWhenUsed/>
     <w:qFormat/>
-    <w:rsid w:val="00972539"/>
+    <w:rsid w:val="000D2895"/>
     <w:pPr>
       <w:keepNext/>
       <w:keepLines/>
@@ -466,8 +1758,9 @@
       <w:outlineLvl w:val="1"/>
     </w:pPr>
     <w:rPr>
-      <w:rFonts w:asciiTheme="majorHAnsi" w:eastAsiaTheme="majorEastAsia" w:hAnsiTheme="majorHAnsi" w:cstheme="majorBidi"/>
-      <w:color w:val="0F4761" w:themeColor="accent1" w:themeShade="BF"/>
+      <w:rFonts w:eastAsiaTheme="majorEastAsia" w:cstheme="majorBidi"/>
+      <w:b/>
+      <w:color w:val="000000" w:themeColor="text1"/>
       <w:sz w:val="32"/>
       <w:szCs w:val="40"/>
     </w:rPr>
@@ -659,10 +1952,11 @@
     <w:basedOn w:val="DefaultParagraphFont"/>
     <w:link w:val="Heading1"/>
     <w:uiPriority w:val="9"/>
-    <w:rsid w:val="00972539"/>
-    <w:rPr>
-      <w:rFonts w:asciiTheme="majorHAnsi" w:eastAsiaTheme="majorEastAsia" w:hAnsiTheme="majorHAnsi" w:cstheme="majorBidi"/>
-      <w:color w:val="0F4761" w:themeColor="accent1" w:themeShade="BF"/>
+    <w:rsid w:val="000D2895"/>
+    <w:rPr>
+      <w:rFonts w:ascii="Times New Roman" w:eastAsiaTheme="majorEastAsia" w:hAnsi="Times New Roman" w:cstheme="majorBidi"/>
+      <w:b/>
+      <w:color w:val="000000" w:themeColor="text1"/>
       <w:sz w:val="40"/>
       <w:szCs w:val="50"/>
     </w:rPr>
@@ -672,11 +1966,11 @@
     <w:basedOn w:val="DefaultParagraphFont"/>
     <w:link w:val="Heading2"/>
     <w:uiPriority w:val="9"/>
-    <w:semiHidden/>
-    <w:rsid w:val="00972539"/>
-    <w:rPr>
-      <w:rFonts w:asciiTheme="majorHAnsi" w:eastAsiaTheme="majorEastAsia" w:hAnsiTheme="majorHAnsi" w:cstheme="majorBidi"/>
-      <w:color w:val="0F4761" w:themeColor="accent1" w:themeShade="BF"/>
+    <w:rsid w:val="000D2895"/>
+    <w:rPr>
+      <w:rFonts w:ascii="Times New Roman" w:eastAsiaTheme="majorEastAsia" w:hAnsi="Times New Roman" w:cstheme="majorBidi"/>
+      <w:b/>
+      <w:color w:val="000000" w:themeColor="text1"/>
       <w:sz w:val="32"/>
       <w:szCs w:val="40"/>
     </w:rPr>
@@ -943,6 +2237,50 @@
       <w:color w:val="0F4761" w:themeColor="accent1" w:themeShade="BF"/>
       <w:spacing w:val="5"/>
     </w:rPr>
+  </w:style>
+  <w:style w:type="paragraph" w:styleId="Header">
+    <w:name w:val="header"/>
+    <w:basedOn w:val="Normal"/>
+    <w:link w:val="HeaderChar"/>
+    <w:uiPriority w:val="99"/>
+    <w:unhideWhenUsed/>
+    <w:rsid w:val="000D2895"/>
+    <w:pPr>
+      <w:tabs>
+        <w:tab w:val="center" w:pos="4513"/>
+        <w:tab w:val="right" w:pos="9026"/>
+      </w:tabs>
+      <w:spacing w:after="0" w:line="240" w:lineRule="auto"/>
+    </w:pPr>
+  </w:style>
+  <w:style w:type="character" w:customStyle="1" w:styleId="HeaderChar">
+    <w:name w:val="Header Char"/>
+    <w:basedOn w:val="DefaultParagraphFont"/>
+    <w:link w:val="Header"/>
+    <w:uiPriority w:val="99"/>
+    <w:rsid w:val="000D2895"/>
+  </w:style>
+  <w:style w:type="paragraph" w:styleId="Footer">
+    <w:name w:val="footer"/>
+    <w:basedOn w:val="Normal"/>
+    <w:link w:val="FooterChar"/>
+    <w:uiPriority w:val="99"/>
+    <w:unhideWhenUsed/>
+    <w:rsid w:val="000D2895"/>
+    <w:pPr>
+      <w:tabs>
+        <w:tab w:val="center" w:pos="4513"/>
+        <w:tab w:val="right" w:pos="9026"/>
+      </w:tabs>
+      <w:spacing w:after="0" w:line="240" w:lineRule="auto"/>
+    </w:pPr>
+  </w:style>
+  <w:style w:type="character" w:customStyle="1" w:styleId="FooterChar">
+    <w:name w:val="Footer Char"/>
+    <w:basedOn w:val="DefaultParagraphFont"/>
+    <w:link w:val="Footer"/>
+    <w:uiPriority w:val="99"/>
+    <w:rsid w:val="000D2895"/>
   </w:style>
 </w:styles>
 </file>
